--- a/docs/reference/2026-jun-aug/12-test-harness.md.docx
+++ b/docs/reference/2026-jun-aug/12-test-harness.md.docx
@@ -7,7 +7,7 @@
         <w:pStyle w:val="Heading1"/>
         <w:rPr/>
       </w:pPr>
-      <w:bookmarkStart w:colFirst="0" w:colLast="0" w:name="_eci9itczbkh2" w:id="0"/>
+      <w:bookmarkStart w:colFirst="0" w:colLast="0" w:name="_1pvdd6tdvfpb" w:id="0"/>
       <w:bookmarkEnd w:id="0"/>
       <w:r>
         <w:rPr>
@@ -21,7 +21,7 @@
         <w:pStyle w:val="Heading2"/>
         <w:rPr/>
       </w:pPr>
-      <w:bookmarkStart w:colFirst="0" w:colLast="0" w:name="_h36y1nafwqmi" w:id="1"/>
+      <w:bookmarkStart w:colFirst="0" w:colLast="0" w:name="_l26v8dfabd0s" w:id="1"/>
       <w:bookmarkEnd w:id="1"/>
       <w:r>
         <w:rPr>
@@ -681,7 +681,7 @@
         <w:pStyle w:val="Heading3"/>
         <w:rPr/>
       </w:pPr>
-      <w:bookmarkStart w:colFirst="0" w:colLast="0" w:name="_hch89xjb9448" w:id="2"/>
+      <w:bookmarkStart w:colFirst="0" w:colLast="0" w:name="_lqv0w3tjupem" w:id="2"/>
       <w:bookmarkEnd w:id="2"/>
       <w:r>
         <w:rPr>
@@ -922,7 +922,7 @@
         <w:pStyle w:val="Heading3"/>
         <w:rPr/>
       </w:pPr>
-      <w:bookmarkStart w:colFirst="0" w:colLast="0" w:name="_69lchr24hqh6" w:id="3"/>
+      <w:bookmarkStart w:colFirst="0" w:colLast="0" w:name="_mq2zg75y9odq" w:id="3"/>
       <w:bookmarkEnd w:id="3"/>
       <w:r>
         <w:rPr>
@@ -938,6 +938,7 @@
           <w:numId w:val="1"/>
         </w:numPr>
         <w:ind w:left="720" w:hanging="360"/>
+        <w:rPr/>
       </w:pPr>
       <w:r>
         <w:rPr>
@@ -961,6 +962,7 @@
           <w:numId w:val="1"/>
         </w:numPr>
         <w:ind w:left="720" w:hanging="360"/>
+        <w:rPr/>
       </w:pPr>
       <w:r>
         <w:rPr>
@@ -996,7 +998,7 @@
         <w:pStyle w:val="Heading3"/>
         <w:rPr/>
       </w:pPr>
-      <w:bookmarkStart w:colFirst="0" w:colLast="0" w:name="_6ssuwqkejza" w:id="4"/>
+      <w:bookmarkStart w:colFirst="0" w:colLast="0" w:name="_4zat3gwu7e1m" w:id="4"/>
       <w:bookmarkEnd w:id="4"/>
       <w:r>
         <w:rPr>
@@ -1026,6 +1028,7 @@
           <w:numId w:val="1"/>
         </w:numPr>
         <w:ind w:left="720" w:hanging="360"/>
+        <w:rPr/>
       </w:pPr>
       <w:r>
         <w:rPr>
@@ -1055,6 +1058,7 @@
           <w:numId w:val="1"/>
         </w:numPr>
         <w:ind w:left="720" w:hanging="360"/>
+        <w:rPr/>
       </w:pPr>
       <w:r>
         <w:rPr>
@@ -1078,6 +1082,7 @@
           <w:numId w:val="1"/>
         </w:numPr>
         <w:ind w:left="720" w:hanging="360"/>
+        <w:rPr/>
       </w:pPr>
       <w:r>
         <w:rPr>
@@ -1098,7 +1103,7 @@
         <w:pStyle w:val="Heading2"/>
         <w:rPr/>
       </w:pPr>
-      <w:bookmarkStart w:colFirst="0" w:colLast="0" w:name="_ue3obuq5mqq1" w:id="5"/>
+      <w:bookmarkStart w:colFirst="0" w:colLast="0" w:name="_pjytyvu02jut" w:id="5"/>
       <w:bookmarkEnd w:id="5"/>
       <w:r>
         <w:rPr>
@@ -1584,7 +1589,7 @@
         <w:pStyle w:val="Heading2"/>
         <w:rPr/>
       </w:pPr>
-      <w:bookmarkStart w:colFirst="0" w:colLast="0" w:name="_u43eamanqub3" w:id="6"/>
+      <w:bookmarkStart w:colFirst="0" w:colLast="0" w:name="_fbk86ps80yas" w:id="6"/>
       <w:bookmarkEnd w:id="6"/>
       <w:r>
         <w:rPr>
@@ -1614,6 +1619,7 @@
           <w:numId w:val="1"/>
         </w:numPr>
         <w:ind w:left="720" w:hanging="360"/>
+        <w:rPr/>
       </w:pPr>
       <w:r>
         <w:rPr>
@@ -1651,6 +1657,7 @@
           <w:numId w:val="1"/>
         </w:numPr>
         <w:ind w:left="720" w:hanging="360"/>
+        <w:rPr/>
       </w:pPr>
       <w:r>
         <w:rPr>
@@ -1748,7 +1755,7 @@
         <w:pStyle w:val="Heading2"/>
         <w:rPr/>
       </w:pPr>
-      <w:bookmarkStart w:colFirst="0" w:colLast="0" w:name="_k8lv6e4a83c8" w:id="7"/>
+      <w:bookmarkStart w:colFirst="0" w:colLast="0" w:name="_uctgob4njotm" w:id="7"/>
       <w:bookmarkEnd w:id="7"/>
       <w:r>
         <w:rPr>
@@ -1795,7 +1802,7 @@
         <w:pStyle w:val="Heading2"/>
         <w:rPr/>
       </w:pPr>
-      <w:bookmarkStart w:colFirst="0" w:colLast="0" w:name="_1di80bpa0l26" w:id="8"/>
+      <w:bookmarkStart w:colFirst="0" w:colLast="0" w:name="_16si2mmuw4zx" w:id="8"/>
       <w:bookmarkEnd w:id="8"/>
       <w:r>
         <w:rPr>
@@ -2000,7 +2007,7 @@
         <w:pStyle w:val="Heading2"/>
         <w:rPr/>
       </w:pPr>
-      <w:bookmarkStart w:colFirst="0" w:colLast="0" w:name="_c91yzqc5d6tw" w:id="9"/>
+      <w:bookmarkStart w:colFirst="0" w:colLast="0" w:name="_1pynui97ee8n" w:id="9"/>
       <w:bookmarkEnd w:id="9"/>
       <w:r>
         <w:rPr>
@@ -2016,6 +2023,7 @@
           <w:numId w:val="1"/>
         </w:numPr>
         <w:ind w:left="720" w:hanging="360"/>
+        <w:rPr/>
       </w:pPr>
       <w:r>
         <w:rPr>
@@ -2052,6 +2060,7 @@
           <w:numId w:val="1"/>
         </w:numPr>
         <w:ind w:left="720" w:hanging="360"/>
+        <w:rPr/>
       </w:pPr>
       <w:r>
         <w:rPr>
@@ -2074,6 +2083,7 @@
           <w:numId w:val="1"/>
         </w:numPr>
         <w:ind w:left="720" w:hanging="360"/>
+        <w:rPr/>
       </w:pPr>
       <w:r>
         <w:rPr>
@@ -2097,6 +2107,7 @@
           <w:numId w:val="1"/>
         </w:numPr>
         <w:ind w:left="720" w:hanging="360"/>
+        <w:rPr/>
       </w:pPr>
       <w:r>
         <w:rPr>
